--- a/project/documents/reportletters/ffepApprovalofTxt.docx
+++ b/project/documents/reportletters/ffepApprovalofTxt.docx
@@ -4,257 +4,98 @@
   <w:body>
     <w:p>
       <w:pPr>
-        <w:tabs>
-          <w:tab w:val="right" w:pos="9360"/>
-        </w:tabs>
+        <w:pStyle w:val="NormalWeb"/>
+        <w:spacing w:before="0" w:beforeAutospacing="0" w:after="0" w:afterAutospacing="0"/>
+      </w:pPr>
+      <w:r>
+        <w:t xml:space="preserve">Subject line: &lt;&lt;orgName&gt;&gt;: &lt;&lt;clientRefNo&gt;&gt; / SLW Ref: &lt;&lt;matterNo&gt;&gt; / </w:t>
+      </w:r>
+      <w:r>
+        <w:t>SLW</w:t>
+      </w:r>
+      <w:r>
+        <w:t xml:space="preserve"> Report Out: </w:t>
+      </w:r>
+      <w:r>
+        <w:t>EP Approval of Text</w:t>
+      </w:r>
+    </w:p>
+    <w:p>
+      <w:pPr>
+        <w:pStyle w:val="NormalWeb"/>
+        <w:spacing w:before="0" w:beforeAutospacing="0" w:after="0" w:afterAutospacing="0"/>
+      </w:pPr>
+    </w:p>
+    <w:p>
+      <w:pPr>
+        <w:pStyle w:val="NormalWeb"/>
+        <w:spacing w:before="0" w:beforeAutospacing="0" w:after="0" w:afterAutospacing="0"/>
+      </w:pPr>
+    </w:p>
+    <w:p>
+      <w:pPr>
+        <w:pStyle w:val="NormalWeb"/>
+        <w:spacing w:before="0" w:beforeAutospacing="0" w:after="0" w:afterAutospacing="0"/>
+      </w:pPr>
+    </w:p>
+    <w:p>
+      <w:pPr>
+        <w:pStyle w:val="NormalWeb"/>
+        <w:spacing w:before="0" w:beforeAutospacing="0" w:after="0" w:afterAutospacing="0"/>
+      </w:pPr>
+      <w:r>
+        <w:t>Body:</w:t>
+      </w:r>
+    </w:p>
+    <w:p>
+      <w:pPr>
+        <w:pStyle w:val="NormalWeb"/>
+        <w:spacing w:before="0" w:beforeAutospacing="0" w:after="0" w:afterAutospacing="0"/>
+      </w:pPr>
+    </w:p>
+    <w:p>
+      <w:pPr>
+        <w:pStyle w:val="NormalWeb"/>
+      </w:pPr>
+      <w:r>
+        <w:t xml:space="preserve">SCHWEGMAN LUNDBERG &amp; WOESSNER, P.A. </w:t>
+      </w:r>
+    </w:p>
+    <w:p>
+      <w:pPr>
+        <w:pStyle w:val="NormalWeb"/>
+      </w:pPr>
+    </w:p>
+    <w:p>
+      <w:pPr>
         <w:spacing w:after="0" w:line="240" w:lineRule="auto"/>
-        <w:rPr>
-          <w:rFonts w:ascii="Times New Roman" w:hAnsi="Times New Roman"/>
-          <w:sz w:val="20"/>
-          <w:szCs w:val="20"/>
-        </w:rPr>
-      </w:pPr>
-      <w:r>
-        <w:rPr>
-          <w:rFonts w:ascii="Times New Roman" w:hAnsi="Times New Roman"/>
-          <w:b/>
-          <w:bCs/>
-          <w:sz w:val="20"/>
-          <w:szCs w:val="20"/>
-        </w:rPr>
-        <w:t>&lt;&lt;WAName&gt;&gt; &lt;&lt;WAPhone&gt;&gt;</w:t>
-      </w:r>
-    </w:p>
-    <w:p>
-      <w:pPr>
-        <w:tabs>
-          <w:tab w:val="right" w:pos="9360"/>
-        </w:tabs>
+      </w:pPr>
+      <w:r>
+        <w:t>&lt;&lt;This.WAName&gt;&gt; &lt;&lt;This.WAPhone&gt;</w:t>
+      </w:r>
+      <w:proofErr w:type="gramStart"/>
+      <w:r>
+        <w:t>&gt;  &lt;&lt;This.WAEmail</w:t>
+      </w:r>
+      <w:proofErr w:type="gramEnd"/>
+      <w:r>
+        <w:t>&gt;&gt;</w:t>
+      </w:r>
+    </w:p>
+    <w:p>
+      <w:pPr>
         <w:spacing w:after="0" w:line="240" w:lineRule="auto"/>
-        <w:rPr>
-          <w:rFonts w:ascii="Times New Roman" w:hAnsi="Times New Roman"/>
-          <w:sz w:val="20"/>
-          <w:szCs w:val="20"/>
-        </w:rPr>
-      </w:pPr>
-      <w:r>
-        <w:rPr>
-          <w:rFonts w:ascii="Times New Roman" w:hAnsi="Times New Roman"/>
-          <w:b/>
-          <w:bCs/>
-          <w:sz w:val="20"/>
-          <w:szCs w:val="20"/>
-        </w:rPr>
-        <w:t>&lt;&lt;WAEmail&gt;&gt;</w:t>
-      </w:r>
-    </w:p>
-    <w:p>
-      <w:pPr>
-        <w:spacing w:after="0" w:line="240" w:lineRule="auto"/>
-        <w:rPr>
-          <w:rFonts w:ascii="Times New Roman" w:hAnsi="Times New Roman"/>
-          <w:b/>
-          <w:bCs/>
-          <w:sz w:val="24"/>
-        </w:rPr>
-      </w:pPr>
-    </w:p>
-    <w:p>
-      <w:pPr>
-        <w:spacing w:after="0" w:line="240" w:lineRule="auto"/>
-        <w:rPr>
-          <w:rFonts w:ascii="Times New Roman" w:hAnsi="Times New Roman"/>
-          <w:b/>
-          <w:bCs/>
-          <w:sz w:val="20"/>
-          <w:szCs w:val="20"/>
-        </w:rPr>
-      </w:pPr>
-      <w:r>
-        <w:rPr>
-          <w:rFonts w:ascii="Times New Roman" w:hAnsi="Times New Roman"/>
-          <w:b/>
-          <w:bCs/>
-          <w:sz w:val="20"/>
-          <w:szCs w:val="20"/>
-        </w:rPr>
-        <w:t>&lt;&lt;</w:t>
-      </w:r>
-      <w:r>
-        <w:rPr>
-          <w:rFonts w:ascii="Times New Roman" w:hAnsi="Times New Roman"/>
-          <w:b/>
-          <w:bCs/>
-          <w:sz w:val="20"/>
-          <w:szCs w:val="20"/>
-        </w:rPr>
-        <w:t>paraName&gt;&gt; &lt;&lt;</w:t>
-      </w:r>
-      <w:r>
-        <w:rPr>
-          <w:rFonts w:ascii="Times New Roman" w:hAnsi="Times New Roman"/>
-          <w:b/>
-          <w:bCs/>
-          <w:sz w:val="20"/>
-          <w:szCs w:val="20"/>
-        </w:rPr>
-        <w:t>paraPhone&gt;&gt;</w:t>
-      </w:r>
-    </w:p>
-    <w:p>
-      <w:pPr>
-        <w:spacing w:after="0" w:line="240" w:lineRule="auto"/>
-        <w:rPr>
-          <w:rFonts w:ascii="Times New Roman" w:hAnsi="Times New Roman"/>
-          <w:b/>
-          <w:bCs/>
-          <w:sz w:val="20"/>
-          <w:szCs w:val="20"/>
-        </w:rPr>
-      </w:pPr>
-      <w:r>
-        <w:rPr>
-          <w:rFonts w:ascii="Times New Roman" w:hAnsi="Times New Roman"/>
-          <w:b/>
-          <w:bCs/>
-          <w:sz w:val="20"/>
-          <w:szCs w:val="20"/>
-        </w:rPr>
-        <w:t>&lt;&lt;</w:t>
-      </w:r>
-      <w:r>
-        <w:rPr>
-          <w:rFonts w:ascii="Times New Roman" w:hAnsi="Times New Roman"/>
-          <w:b/>
-          <w:bCs/>
-          <w:sz w:val="20"/>
-          <w:szCs w:val="20"/>
-        </w:rPr>
-        <w:t>paraEmail&gt;&gt;</w:t>
-      </w:r>
-    </w:p>
-    <w:p>
-      <w:pPr>
-        <w:spacing w:after="0" w:line="240" w:lineRule="auto"/>
-        <w:rPr>
-          <w:rFonts w:ascii="Times New Roman" w:hAnsi="Times New Roman"/>
-          <w:b/>
-          <w:bCs/>
-          <w:sz w:val="24"/>
-        </w:rPr>
-      </w:pPr>
-    </w:p>
-    <w:p>
-      <w:pPr>
-        <w:spacing w:after="0" w:line="240" w:lineRule="auto"/>
-        <w:rPr>
-          <w:rFonts w:ascii="Times New Roman" w:hAnsi="Times New Roman"/>
-        </w:rPr>
-      </w:pPr>
-      <w:r>
-        <w:rPr>
-          <w:rFonts w:ascii="Times New Roman" w:hAnsi="Times New Roman"/>
-        </w:rPr>
-        <w:t>&lt;&lt;currentDate&gt;&gt;</w:t>
-      </w:r>
-    </w:p>
-    <w:p>
-      <w:pPr>
-        <w:spacing w:after="0" w:line="240" w:lineRule="auto"/>
-        <w:rPr>
-          <w:rFonts w:ascii="Times New Roman" w:hAnsi="Times New Roman"/>
-        </w:rPr>
-      </w:pPr>
-    </w:p>
-    <w:p>
-      <w:pPr>
-        <w:tabs>
-          <w:tab w:val="left" w:pos="-1440"/>
-        </w:tabs>
-        <w:spacing w:after="0" w:line="240" w:lineRule="auto"/>
-        <w:rPr>
-          <w:rFonts w:ascii="Times New Roman" w:hAnsi="Times New Roman"/>
-        </w:rPr>
-      </w:pPr>
-      <w:r>
-        <w:rPr>
-          <w:rFonts w:ascii="Times New Roman" w:hAnsi="Times New Roman"/>
-        </w:rPr>
-        <w:t>&lt;&lt;recipient&gt;&gt;</w:t>
-      </w:r>
-    </w:p>
-    <w:p>
-      <w:pPr>
-        <w:tabs>
-          <w:tab w:val="left" w:pos="-1440"/>
-        </w:tabs>
-        <w:spacing w:after="0" w:line="240" w:lineRule="auto"/>
-        <w:rPr>
-          <w:rFonts w:ascii="Times New Roman" w:hAnsi="Times New Roman"/>
-        </w:rPr>
-      </w:pPr>
-      <w:r>
-        <w:rPr>
-          <w:rFonts w:ascii="Times New Roman" w:hAnsi="Times New Roman"/>
-        </w:rPr>
-        <w:t>&lt;&lt;recipient</w:t>
-      </w:r>
-      <w:r>
-        <w:rPr>
-          <w:rFonts w:ascii="Times New Roman" w:hAnsi="Times New Roman"/>
-        </w:rPr>
-        <w:t>Title&gt;&gt;</w:t>
-      </w:r>
-    </w:p>
-    <w:p>
-      <w:pPr>
-        <w:tabs>
-          <w:tab w:val="left" w:pos="-1440"/>
-        </w:tabs>
-        <w:spacing w:after="0" w:line="240" w:lineRule="auto"/>
-        <w:rPr>
-          <w:rFonts w:ascii="Times New Roman" w:hAnsi="Times New Roman"/>
-        </w:rPr>
-      </w:pPr>
-      <w:r>
-        <w:rPr>
-          <w:rFonts w:ascii="Times New Roman" w:hAnsi="Times New Roman"/>
-        </w:rPr>
-        <w:t>&lt;&lt;orgName&gt;&gt;</w:t>
-      </w:r>
-    </w:p>
-    <w:p>
-      <w:pPr>
-        <w:tabs>
-          <w:tab w:val="right" w:pos="9360"/>
-        </w:tabs>
-        <w:spacing w:after="0" w:line="240" w:lineRule="auto"/>
-        <w:rPr>
-          <w:rFonts w:ascii="Times New Roman" w:hAnsi="Times New Roman"/>
-        </w:rPr>
-      </w:pPr>
-      <w:r>
-        <w:rPr>
-          <w:rFonts w:ascii="Times New Roman" w:hAnsi="Times New Roman"/>
-        </w:rPr>
-        <w:t>&lt;&lt;workAddr&gt;&gt;</w:t>
-      </w:r>
-    </w:p>
-    <w:p>
-      <w:pPr>
-        <w:tabs>
-          <w:tab w:val="right" w:pos="9360"/>
-        </w:tabs>
-        <w:spacing w:after="0" w:line="240" w:lineRule="auto"/>
-        <w:rPr>
-          <w:rFonts w:ascii="Times New Roman" w:hAnsi="Times New Roman"/>
-        </w:rPr>
-      </w:pPr>
-      <w:r>
-        <w:rPr>
-          <w:rFonts w:ascii="Times New Roman" w:hAnsi="Times New Roman"/>
-        </w:rPr>
-        <w:t>&lt;&lt;CSZ&gt;&gt;</w:t>
+      </w:pPr>
+      <w:r>
+        <w:t>&lt;&lt;This.paraName&gt;&gt; &lt;&lt;This.paraPhone&gt;</w:t>
+      </w:r>
+      <w:proofErr w:type="gramStart"/>
+      <w:r>
+        <w:t>&gt;  &lt;&lt;This.paraEmail</w:t>
+      </w:r>
+      <w:proofErr w:type="gramEnd"/>
+      <w:r>
+        <w:t>&gt;&gt;</w:t>
       </w:r>
     </w:p>
     <w:p>
@@ -412,16 +253,6 @@
     </w:p>
     <w:p>
       <w:pPr>
-        <w:spacing w:after="0" w:line="240" w:lineRule="auto"/>
-        <w:rPr>
-          <w:rFonts w:ascii="Times New Roman" w:hAnsi="Times New Roman"/>
-          <w:sz w:val="24"/>
-          <w:szCs w:val="24"/>
-        </w:rPr>
-      </w:pPr>
-    </w:p>
-    <w:p>
-      <w:pPr>
         <w:spacing w:after="0"/>
         <w:rPr>
           <w:rFonts w:ascii="Times New Roman" w:hAnsi="Times New Roman"/>
@@ -432,38 +263,12 @@
       <w:r>
         <w:rPr>
           <w:rFonts w:ascii="Times New Roman" w:hAnsi="Times New Roman"/>
-          <w:sz w:val="24"/>
-          <w:szCs w:val="24"/>
-        </w:rPr>
-        <w:t xml:space="preserve">Dear </w:t>
-      </w:r>
-      <w:r>
-        <w:rPr>
-          <w:rFonts w:ascii="Times New Roman" w:hAnsi="Times New Roman"/>
           <w:noProof/>
           <w:sz w:val="24"/>
           <w:szCs w:val="24"/>
         </w:rPr>
         <w:t>&lt;&lt;salutation&gt;&gt;</w:t>
       </w:r>
-      <w:r>
-        <w:rPr>
-          <w:rFonts w:ascii="Times New Roman" w:hAnsi="Times New Roman"/>
-          <w:sz w:val="24"/>
-          <w:szCs w:val="24"/>
-        </w:rPr>
-        <w:t>:</w:t>
-      </w:r>
-    </w:p>
-    <w:p>
-      <w:pPr>
-        <w:spacing w:after="0" w:line="240" w:lineRule="auto"/>
-        <w:rPr>
-          <w:rFonts w:ascii="Times New Roman" w:hAnsi="Times New Roman"/>
-          <w:sz w:val="24"/>
-          <w:szCs w:val="24"/>
-        </w:rPr>
-      </w:pPr>
     </w:p>
     <w:p>
       <w:pPr>
@@ -481,7 +286,25 @@
           <w:sz w:val="24"/>
           <w:szCs w:val="24"/>
         </w:rPr>
-        <w:t xml:space="preserve">The following represents new activity on the above mentioned matter. </w:t>
+        <w:t xml:space="preserve">The following represents new activity on the </w:t>
+      </w:r>
+      <w:proofErr w:type="gramStart"/>
+      <w:r>
+        <w:rPr>
+          <w:rFonts w:ascii="Times New Roman" w:hAnsi="Times New Roman"/>
+          <w:sz w:val="24"/>
+          <w:szCs w:val="24"/>
+        </w:rPr>
+        <w:t>above mentioned</w:t>
+      </w:r>
+      <w:proofErr w:type="gramEnd"/>
+      <w:r>
+        <w:rPr>
+          <w:rFonts w:ascii="Times New Roman" w:hAnsi="Times New Roman"/>
+          <w:sz w:val="24"/>
+          <w:szCs w:val="24"/>
+        </w:rPr>
+        <w:t xml:space="preserve"> matter. </w:t>
       </w:r>
     </w:p>
     <w:p>
@@ -1290,140 +1113,6 @@
           <w:szCs w:val="24"/>
         </w:rPr>
         <w:t>.</w:t>
-      </w:r>
-    </w:p>
-    <w:p>
-      <w:pPr>
-        <w:spacing w:after="0" w:line="240" w:lineRule="auto"/>
-        <w:rPr>
-          <w:rFonts w:ascii="Times New Roman" w:hAnsi="Times New Roman"/>
-          <w:sz w:val="24"/>
-          <w:szCs w:val="24"/>
-        </w:rPr>
-      </w:pPr>
-    </w:p>
-    <w:p>
-      <w:pPr>
-        <w:spacing w:after="0" w:line="240" w:lineRule="auto"/>
-        <w:rPr>
-          <w:rFonts w:ascii="Times New Roman" w:hAnsi="Times New Roman"/>
-          <w:sz w:val="24"/>
-          <w:szCs w:val="24"/>
-        </w:rPr>
-      </w:pPr>
-      <w:r>
-        <w:rPr>
-          <w:rFonts w:ascii="Times New Roman" w:hAnsi="Times New Roman"/>
-          <w:sz w:val="24"/>
-          <w:szCs w:val="24"/>
-        </w:rPr>
-        <w:t>Reported By:</w:t>
-      </w:r>
-    </w:p>
-    <w:p>
-      <w:pPr>
-        <w:spacing w:after="0" w:line="240" w:lineRule="auto"/>
-        <w:rPr>
-          <w:rFonts w:ascii="Times New Roman" w:hAnsi="Times New Roman"/>
-          <w:sz w:val="24"/>
-          <w:szCs w:val="24"/>
-        </w:rPr>
-      </w:pPr>
-    </w:p>
-    <w:p>
-      <w:pPr>
-        <w:spacing w:after="0" w:line="240" w:lineRule="auto"/>
-        <w:rPr>
-          <w:rFonts w:ascii="Times New Roman" w:hAnsi="Times New Roman"/>
-          <w:sz w:val="24"/>
-          <w:szCs w:val="24"/>
-        </w:rPr>
-      </w:pPr>
-    </w:p>
-    <w:p>
-      <w:pPr>
-        <w:spacing w:after="0" w:line="240" w:lineRule="auto"/>
-        <w:ind w:firstLine="720"/>
-        <w:rPr>
-          <w:rFonts w:ascii="Times New Roman" w:hAnsi="Times New Roman"/>
-          <w:sz w:val="24"/>
-          <w:szCs w:val="24"/>
-        </w:rPr>
-      </w:pPr>
-    </w:p>
-    <w:p>
-      <w:pPr>
-        <w:spacing w:after="0" w:line="240" w:lineRule="auto"/>
-        <w:rPr>
-          <w:rFonts w:ascii="Times New Roman" w:hAnsi="Times New Roman"/>
-          <w:sz w:val="24"/>
-          <w:szCs w:val="24"/>
-        </w:rPr>
-      </w:pPr>
-      <w:r>
-        <w:rPr>
-          <w:rFonts w:ascii="Times New Roman" w:hAnsi="Times New Roman"/>
-          <w:color w:val="000000"/>
-          <w:sz w:val="24"/>
-        </w:rPr>
-        <w:t>&lt;&lt;cmgName&gt;&gt;</w:t>
-      </w:r>
-    </w:p>
-    <w:p>
-      <w:pPr>
-        <w:spacing w:after="0" w:line="240" w:lineRule="auto"/>
-        <w:rPr>
-          <w:rFonts w:ascii="Times New Roman" w:hAnsi="Times New Roman"/>
-          <w:sz w:val="24"/>
-          <w:szCs w:val="24"/>
-        </w:rPr>
-      </w:pPr>
-      <w:r>
-        <w:rPr>
-          <w:rFonts w:ascii="Times New Roman" w:hAnsi="Times New Roman"/>
-          <w:sz w:val="24"/>
-          <w:szCs w:val="24"/>
-        </w:rPr>
-        <w:t>Case Management Assistant,</w:t>
-      </w:r>
-      <w:r>
-        <w:rPr>
-          <w:rFonts w:ascii="Times New Roman" w:hAnsi="Times New Roman"/>
-          <w:sz w:val="24"/>
-          <w:szCs w:val="24"/>
-        </w:rPr>
-        <w:t xml:space="preserve"> International Department</w:t>
-      </w:r>
-    </w:p>
-    <w:p>
-      <w:pPr>
-        <w:spacing w:after="0" w:line="240" w:lineRule="auto"/>
-        <w:rPr>
-          <w:rFonts w:ascii="Times New Roman" w:hAnsi="Times New Roman"/>
-          <w:sz w:val="24"/>
-          <w:szCs w:val="24"/>
-        </w:rPr>
-      </w:pPr>
-    </w:p>
-    <w:p>
-      <w:pPr>
-        <w:tabs>
-          <w:tab w:val="right" w:pos="9360"/>
-        </w:tabs>
-        <w:spacing w:after="0" w:line="240" w:lineRule="auto"/>
-        <w:rPr>
-          <w:rFonts w:ascii="Times New Roman" w:hAnsi="Times New Roman"/>
-          <w:sz w:val="24"/>
-          <w:szCs w:val="24"/>
-        </w:rPr>
-      </w:pPr>
-      <w:r>
-        <w:rPr>
-          <w:rFonts w:ascii="Times New Roman" w:hAnsi="Times New Roman"/>
-          <w:sz w:val="24"/>
-          <w:szCs w:val="24"/>
-        </w:rPr>
-        <w:t>Attachment</w:t>
       </w:r>
     </w:p>
     <w:sectPr>
@@ -1945,7 +1634,6 @@
     <w:uiPriority w:val="99"/>
     <w:semiHidden/>
     <w:unhideWhenUsed/>
-    <w:qFormat/>
     <w:tblPr>
       <w:tblInd w:w="0" w:type="dxa"/>
       <w:tblCellMar>
@@ -2068,7 +1756,6 @@
     <w:name w:val="Normal (Web)"/>
     <w:basedOn w:val="Normal"/>
     <w:uiPriority w:val="99"/>
-    <w:semiHidden/>
     <w:unhideWhenUsed/>
     <w:rsid w:val="0067063F"/>
     <w:pPr>
